--- a/4_Dashboard_Tong_Quan.docx
+++ b/4_Dashboard_Tong_Quan.docx
@@ -14,7 +14,7 @@
           <w:color w:val="B45309"/>
           <w:sz w:val="44"/>
         </w:rPr>
-        <w:t>TÀI LIỆU HỌC TẬP - TÌM HIỂU MÃ NGUỒN (FILE 4)</w:t>
+        <w:t>TÀI LIỆU CHI TIẾT MÃ NGUỒN (FILE 4)</w:t>
       </w:r>
     </w:p>
     <w:p>
@@ -29,13 +29,13 @@
           <w:color w:val="64748B"/>
           <w:sz w:val="24"/>
         </w:rPr>
-        <w:t>Chức Năng Dashboard Tổng Quan &amp; Biểu Đồ Doanh Thu 7 Ngày</w:t>
+        <w:t>Chức Năng Dashboard Tổng Quan &amp; Biểu Đồ Doanh Thu Stacked Bar Chart</w:t>
       </w:r>
     </w:p>
     <w:p>
       <w:pPr>
         <w:pStyle w:val="Heading1"/>
-        <w:spacing w:before="240" w:after="120"/>
+        <w:spacing w:before="280" w:after="120"/>
       </w:pPr>
       <w:r>
         <w:rPr>
@@ -44,42 +44,18 @@
           <w:color w:val="D97706"/>
           <w:sz w:val="36"/>
         </w:rPr>
-        <w:t>1. Tổng Quan Chức Năng Trang Dashboard</w:t>
+        <w:t>CHƯƠNG 1: TỔNG QUAN MAN HÌNH DASHBOARD TRỰC QUAN</w:t>
       </w:r>
     </w:p>
     <w:p>
       <w:r>
-        <w:t>Trang Dashboard (/home) là trung tâm điều khiển trực quan của toàn bộ hệ thống:</w:t>
-      </w:r>
-    </w:p>
-    <w:p>
-      <w:pPr>
-        <w:pStyle w:val="ListBullet"/>
-      </w:pPr>
-      <w:r>
-        <w:t>• Các Thẻ Thống Kê Nhanh (Stat Cards): Hiển thị Tổng Doanh Thu toàn bộ cửa hàng, Tổng Số Đơn Hàng hoàn thành, Tổng Số Sản Phẩm đang bán và Số Nhân Viên đang hoạt động.</w:t>
-      </w:r>
-    </w:p>
-    <w:p>
-      <w:pPr>
-        <w:pStyle w:val="ListBullet"/>
-      </w:pPr>
-      <w:r>
-        <w:t>• Biểu Đồ Doanh Thu 7 Ngày (Chart.js Stacked Bar): Tự động tính toán doanh thu 7 ngày gần nhất (tính từ ngày hiện tại), phân tách màu sắc chi tiết theo từng ca / nhân viên bán hàng.</w:t>
-      </w:r>
-    </w:p>
-    <w:p>
-      <w:pPr>
-        <w:pStyle w:val="ListBullet"/>
-      </w:pPr>
-      <w:r>
-        <w:t>• Danh Sách Đơn Hàng Gần Đây: Hiển thị 5 đơn hàng vừa tạo mới nhất theo thời gian thực.</w:t>
+        <w:t>Trang Dashboard tổng hợp 4 thẻ thông kê Stat Cards và biểu đồ cột chồng doanh thu 7 ngày gần nhất.</w:t>
       </w:r>
     </w:p>
     <w:p>
       <w:pPr>
         <w:pStyle w:val="Heading1"/>
-        <w:spacing w:before="240" w:after="120"/>
+        <w:spacing w:before="280" w:after="120"/>
       </w:pPr>
       <w:r>
         <w:rPr>
@@ -88,393 +64,27 @@
           <w:color w:val="D97706"/>
           <w:sz w:val="36"/>
         </w:rPr>
-        <w:t>2. Sơ Đồ Cấu Trúc File &amp; Vị Trí Trong Dự Án</w:t>
+        <w:t>CHƯƠNG 2: GIẢI THÍCH CHI TIẾT CODE GIAO DIỆN (dashboard.jsp)</w:t>
       </w:r>
     </w:p>
-    <w:tbl>
-      <w:tblPr>
-        <w:tblW w:type="auto" w:w="0"/>
-        <w:jc w:val="center"/>
-        <w:tblLook w:firstColumn="1" w:firstRow="1" w:lastColumn="0" w:lastRow="0" w:noHBand="0" w:noVBand="1" w:val="04A0"/>
-      </w:tblPr>
-      <w:tblGrid>
-        <w:gridCol w:w="3216"/>
-        <w:gridCol w:w="3216"/>
-        <w:gridCol w:w="3216"/>
-      </w:tblGrid>
-      <w:tr>
-        <w:tc>
-          <w:tcPr>
-            <w:tcW w:type="dxa" w:w="3216"/>
-            <w:shd w:fill="E2E8F0"/>
-          </w:tcPr>
-          <w:p>
-            <w:r>
-              <w:rPr>
-                <w:rFonts w:ascii="Arial" w:hAnsi="Arial"/>
-                <w:b/>
-              </w:rPr>
-              <w:t>Thành Phần (Layer)</w:t>
-            </w:r>
-          </w:p>
-        </w:tc>
-        <w:tc>
-          <w:tcPr>
-            <w:tcW w:type="dxa" w:w="3216"/>
-            <w:shd w:fill="E2E8F0"/>
-          </w:tcPr>
-          <w:p>
-            <w:r>
-              <w:rPr>
-                <w:rFonts w:ascii="Arial" w:hAnsi="Arial"/>
-                <w:b/>
-              </w:rPr>
-              <w:t>Vị Trí Đường Dẫn File (File Path)</w:t>
-            </w:r>
-          </w:p>
-        </w:tc>
-        <w:tc>
-          <w:tcPr>
-            <w:tcW w:type="dxa" w:w="3216"/>
-            <w:shd w:fill="E2E8F0"/>
-          </w:tcPr>
-          <w:p>
-            <w:r>
-              <w:rPr>
-                <w:rFonts w:ascii="Arial" w:hAnsi="Arial"/>
-                <w:b/>
-              </w:rPr>
-              <w:t>Chức Năng Chính</w:t>
-            </w:r>
-          </w:p>
-        </w:tc>
-      </w:tr>
-      <w:tr>
-        <w:tc>
-          <w:tcPr>
-            <w:tcW w:type="dxa" w:w="3216"/>
-            <w:tcMar>
-              <w:top w:w="60" w:type="dxa"/>
-              <w:bottom w:w="60" w:type="dxa"/>
-              <w:left w:w="100" w:type="dxa"/>
-              <w:right w:w="100" w:type="dxa"/>
-            </w:tcMar>
-          </w:tcPr>
-          <w:p>
-            <w:r>
-              <w:t>Giao Diện (JSP)</w:t>
-            </w:r>
-          </w:p>
-        </w:tc>
-        <w:tc>
-          <w:tcPr>
-            <w:tcW w:type="dxa" w:w="3216"/>
-            <w:tcMar>
-              <w:top w:w="60" w:type="dxa"/>
-              <w:bottom w:w="60" w:type="dxa"/>
-              <w:left w:w="100" w:type="dxa"/>
-              <w:right w:w="100" w:type="dxa"/>
-            </w:tcMar>
-          </w:tcPr>
-          <w:p>
-            <w:r>
-              <w:t>src/main/webapp/views/home/dashboard.jsp</w:t>
-            </w:r>
-          </w:p>
-        </w:tc>
-        <w:tc>
-          <w:tcPr>
-            <w:tcW w:type="dxa" w:w="3216"/>
-            <w:tcMar>
-              <w:top w:w="60" w:type="dxa"/>
-              <w:bottom w:w="60" w:type="dxa"/>
-              <w:left w:w="100" w:type="dxa"/>
-              <w:right w:w="100" w:type="dxa"/>
-            </w:tcMar>
-          </w:tcPr>
-          <w:p>
-            <w:r>
-              <w:t>Màn hình Dashboard, các thẻ thống kê stat-card, thẻ chứa Biểu đồ Chart.js và danh sách đơn gần đây</w:t>
-            </w:r>
-          </w:p>
-        </w:tc>
-      </w:tr>
-      <w:tr>
-        <w:tc>
-          <w:tcPr>
-            <w:tcW w:type="dxa" w:w="3216"/>
-            <w:tcMar>
-              <w:top w:w="60" w:type="dxa"/>
-              <w:bottom w:w="60" w:type="dxa"/>
-              <w:left w:w="100" w:type="dxa"/>
-              <w:right w:w="100" w:type="dxa"/>
-            </w:tcMar>
-          </w:tcPr>
-          <w:p>
-            <w:r>
-              <w:t>Layout Chung (JSP)</w:t>
-            </w:r>
-          </w:p>
-        </w:tc>
-        <w:tc>
-          <w:tcPr>
-            <w:tcW w:type="dxa" w:w="3216"/>
-            <w:tcMar>
-              <w:top w:w="60" w:type="dxa"/>
-              <w:bottom w:w="60" w:type="dxa"/>
-              <w:left w:w="100" w:type="dxa"/>
-              <w:right w:w="100" w:type="dxa"/>
-            </w:tcMar>
-          </w:tcPr>
-          <w:p>
-            <w:r>
-              <w:t>src/main/webapp/views/layout/sidebar.jsp</w:t>
-            </w:r>
-          </w:p>
-        </w:tc>
-        <w:tc>
-          <w:tcPr>
-            <w:tcW w:type="dxa" w:w="3216"/>
-            <w:tcMar>
-              <w:top w:w="60" w:type="dxa"/>
-              <w:bottom w:w="60" w:type="dxa"/>
-              <w:left w:w="100" w:type="dxa"/>
-              <w:right w:w="100" w:type="dxa"/>
-            </w:tcMar>
-          </w:tcPr>
-          <w:p>
-            <w:r>
-              <w:t>Thanh Menu điều hướng bên trái (Dashboard, Bán Hàng, Quản Lý Menu, Kho Nguyên Liệu, Nhân Viên, Thống Kê)</w:t>
-            </w:r>
-          </w:p>
-        </w:tc>
-      </w:tr>
-      <w:tr>
-        <w:tc>
-          <w:tcPr>
-            <w:tcW w:type="dxa" w:w="3216"/>
-            <w:tcMar>
-              <w:top w:w="60" w:type="dxa"/>
-              <w:bottom w:w="60" w:type="dxa"/>
-              <w:left w:w="100" w:type="dxa"/>
-              <w:right w:w="100" w:type="dxa"/>
-            </w:tcMar>
-          </w:tcPr>
-          <w:p>
-            <w:r>
-              <w:t>Layout Chung (JSP)</w:t>
-            </w:r>
-          </w:p>
-        </w:tc>
-        <w:tc>
-          <w:tcPr>
-            <w:tcW w:type="dxa" w:w="3216"/>
-            <w:tcMar>
-              <w:top w:w="60" w:type="dxa"/>
-              <w:bottom w:w="60" w:type="dxa"/>
-              <w:left w:w="100" w:type="dxa"/>
-              <w:right w:w="100" w:type="dxa"/>
-            </w:tcMar>
-          </w:tcPr>
-          <w:p>
-            <w:r>
-              <w:t>src/main/webapp/views/layout/header.jsp</w:t>
-            </w:r>
-          </w:p>
-        </w:tc>
-        <w:tc>
-          <w:tcPr>
-            <w:tcW w:type="dxa" w:w="3216"/>
-            <w:tcMar>
-              <w:top w:w="60" w:type="dxa"/>
-              <w:bottom w:w="60" w:type="dxa"/>
-              <w:left w:w="100" w:type="dxa"/>
-              <w:right w:w="100" w:type="dxa"/>
-            </w:tcMar>
-          </w:tcPr>
-          <w:p>
-            <w:r>
-              <w:t>Thanh tiêu đề trên cùng, kiểm tra đăng nhập &amp; bao gồm các file CSS/JS thư viện</w:t>
-            </w:r>
-          </w:p>
-        </w:tc>
-      </w:tr>
-      <w:tr>
-        <w:tc>
-          <w:tcPr>
-            <w:tcW w:type="dxa" w:w="3216"/>
-            <w:tcMar>
-              <w:top w:w="60" w:type="dxa"/>
-              <w:bottom w:w="60" w:type="dxa"/>
-              <w:left w:w="100" w:type="dxa"/>
-              <w:right w:w="100" w:type="dxa"/>
-            </w:tcMar>
-          </w:tcPr>
-          <w:p>
-            <w:r>
-              <w:t>Điều Hướng (Servlet)</w:t>
-            </w:r>
-          </w:p>
-        </w:tc>
-        <w:tc>
-          <w:tcPr>
-            <w:tcW w:type="dxa" w:w="3216"/>
-            <w:tcMar>
-              <w:top w:w="60" w:type="dxa"/>
-              <w:bottom w:w="60" w:type="dxa"/>
-              <w:left w:w="100" w:type="dxa"/>
-              <w:right w:w="100" w:type="dxa"/>
-            </w:tcMar>
-          </w:tcPr>
-          <w:p>
-            <w:r>
-              <w:t>src/main/java/com/webbanhmi/servlet/HomeServlet.java</w:t>
-            </w:r>
-          </w:p>
-        </w:tc>
-        <w:tc>
-          <w:tcPr>
-            <w:tcW w:type="dxa" w:w="3216"/>
-            <w:tcMar>
-              <w:top w:w="60" w:type="dxa"/>
-              <w:bottom w:w="60" w:type="dxa"/>
-              <w:left w:w="100" w:type="dxa"/>
-              <w:right w:w="100" w:type="dxa"/>
-            </w:tcMar>
-          </w:tcPr>
-          <w:p>
-            <w:r>
-              <w:t>Tính toán dữ liệu 7 ngày gần nhất, gom nhóm doanh thu theo từng nhân viên, chuyển đổi thành chuỗi JSON gửi cho Chart.js</w:t>
-            </w:r>
-          </w:p>
-        </w:tc>
-      </w:tr>
-      <w:tr>
-        <w:tc>
-          <w:tcPr>
-            <w:tcW w:type="dxa" w:w="3216"/>
-            <w:tcMar>
-              <w:top w:w="60" w:type="dxa"/>
-              <w:bottom w:w="60" w:type="dxa"/>
-              <w:left w:w="100" w:type="dxa"/>
-              <w:right w:w="100" w:type="dxa"/>
-            </w:tcMar>
-          </w:tcPr>
-          <w:p>
-            <w:r>
-              <w:t>Truy Vấn CSDL (DAO)</w:t>
-            </w:r>
-          </w:p>
-        </w:tc>
-        <w:tc>
-          <w:tcPr>
-            <w:tcW w:type="dxa" w:w="3216"/>
-            <w:tcMar>
-              <w:top w:w="60" w:type="dxa"/>
-              <w:bottom w:w="60" w:type="dxa"/>
-              <w:left w:w="100" w:type="dxa"/>
-              <w:right w:w="100" w:type="dxa"/>
-            </w:tcMar>
-          </w:tcPr>
-          <w:p>
-            <w:r>
-              <w:t>src/main/java/com/webbanhmi/dao/DonHangDAO.java</w:t>
-            </w:r>
-          </w:p>
-        </w:tc>
-        <w:tc>
-          <w:tcPr>
-            <w:tcW w:type="dxa" w:w="3216"/>
-            <w:tcMar>
-              <w:top w:w="60" w:type="dxa"/>
-              <w:bottom w:w="60" w:type="dxa"/>
-              <w:left w:w="100" w:type="dxa"/>
-              <w:right w:w="100" w:type="dxa"/>
-            </w:tcMar>
-          </w:tcPr>
-          <w:p>
-            <w:r>
-              <w:t>Lấy toàn bộ đơn hàng để tính toán doanh thu</w:t>
-            </w:r>
-          </w:p>
-        </w:tc>
-      </w:tr>
-      <w:tr>
-        <w:tc>
-          <w:tcPr>
-            <w:tcW w:type="dxa" w:w="3216"/>
-            <w:tcMar>
-              <w:top w:w="60" w:type="dxa"/>
-              <w:bottom w:w="60" w:type="dxa"/>
-              <w:left w:w="100" w:type="dxa"/>
-              <w:right w:w="100" w:type="dxa"/>
-            </w:tcMar>
-          </w:tcPr>
-          <w:p>
-            <w:r>
-              <w:t>Truy Vấn CSDL (DAO)</w:t>
-            </w:r>
-          </w:p>
-        </w:tc>
-        <w:tc>
-          <w:tcPr>
-            <w:tcW w:type="dxa" w:w="3216"/>
-            <w:tcMar>
-              <w:top w:w="60" w:type="dxa"/>
-              <w:bottom w:w="60" w:type="dxa"/>
-              <w:left w:w="100" w:type="dxa"/>
-              <w:right w:w="100" w:type="dxa"/>
-            </w:tcMar>
-          </w:tcPr>
-          <w:p>
-            <w:r>
-              <w:t>src/main/java/com/webbanhmi/dao/NhanVienDAO.java</w:t>
-            </w:r>
-          </w:p>
-        </w:tc>
-        <w:tc>
-          <w:tcPr>
-            <w:tcW w:type="dxa" w:w="3216"/>
-            <w:tcMar>
-              <w:top w:w="60" w:type="dxa"/>
-              <w:bottom w:w="60" w:type="dxa"/>
-              <w:left w:w="100" w:type="dxa"/>
-              <w:right w:w="100" w:type="dxa"/>
-            </w:tcMar>
-          </w:tcPr>
-          <w:p>
-            <w:r>
-              <w:t>Lấy danh sách nhân viên đang Active để gán màu sắc cho từng ca làm trên biểu đồ</w:t>
-            </w:r>
-          </w:p>
-        </w:tc>
-      </w:tr>
-    </w:tbl>
+    <w:p>
+      <w:r>
+        <w:t>Đường dẫn: src/main/webapp/views/home/dashboard.jsp</w:t>
+      </w:r>
+    </w:p>
     <w:p>
       <w:pPr>
-        <w:pStyle w:val="Heading1"/>
-        <w:spacing w:before="240" w:after="120"/>
+        <w:spacing w:before="160" w:after="40"/>
       </w:pPr>
       <w:r>
         <w:rPr>
           <w:rFonts w:ascii="Arial" w:hAnsi="Arial"/>
           <w:b/>
           <w:color w:val="D97706"/>
-          <w:sz w:val="36"/>
+          <w:sz w:val="22"/>
         </w:rPr>
-        <w:t>3. Chi Tiết Thuật Toán Biểu Đồ 7 Ngày Tại HomeServlet.java</w:t>
+        <w:t>💻 dashboard.jsp - Khởi tạo biểu đồ Chart.js Stacked Bar (Line 80-110)</w:t>
       </w:r>
-    </w:p>
-    <w:p>
-      <w:r>
-        <w:t>Thuật toán sinh dữ liệu JSON cho biểu đồ cột chồng (Stacked Bar Chart) trong HomeServlet:</w:t>
-      </w:r>
-    </w:p>
-    <w:p>
-      <w:pPr>
-        <w:spacing w:before="80" w:after="160"/>
-        <w:ind w:left="288"/>
-      </w:pPr>
     </w:p>
     <w:tbl>
       <w:tblPr>
@@ -498,7 +108,120 @@
             </w:tcMar>
             <w:tcBorders>
               <w:top w:val="single" w:sz="4" w:space="0" w:color="CBD5E1"/>
-              <w:left w:val="single" w:sz="12" w:space="0" w:color="3B82F6"/>
+              <w:left w:val="single" w:sz="12" w:space="0" w:color="D97706"/>
+              <w:bottom w:val="single" w:sz="4" w:space="0" w:color="CBD5E1"/>
+              <w:right w:val="single" w:sz="4" w:space="0" w:color="CBD5E1"/>
+            </w:tcBorders>
+          </w:tcPr>
+          <w:p>
+            <w:pPr>
+              <w:spacing w:before="40" w:after="40"/>
+            </w:pPr>
+            <w:r>
+              <w:rPr>
+                <w:rFonts w:ascii="Consolas" w:hAnsi="Consolas"/>
+                <w:color w:val="0F172A"/>
+                <w:sz w:val="19"/>
+              </w:rPr>
+              <w:t>&lt;canvas id="revenueChart" height="100"&gt;&lt;/canvas&gt;</w:t>
+              <w:br/>
+              <w:t>&lt;script src="https://cdn.jsdelivr.net/npm/chart.js"&gt;&lt;/script&gt;</w:t>
+              <w:br/>
+              <w:t>&lt;script&gt;</w:t>
+              <w:br/>
+              <w:t>const ctx = document.getElementById('revenueChart').getContext('2d');</w:t>
+              <w:br/>
+              <w:t>const revenueChart = new Chart(ctx, {</w:t>
+              <w:br/>
+              <w:t xml:space="preserve">    type: 'bar',</w:t>
+              <w:br/>
+              <w:t xml:space="preserve">    data: {</w:t>
+              <w:br/>
+              <w:t xml:space="preserve">        labels: ${chartLabels}, // Chuỗi JSON nhãn 7 ngày từ Servlet</w:t>
+              <w:br/>
+              <w:t xml:space="preserve">        datasets: ${chartDatasets} // Chuỗi JSON datasets doanh thu theo nhân viên</w:t>
+              <w:br/>
+              <w:t xml:space="preserve">    },</w:t>
+              <w:br/>
+              <w:t xml:space="preserve">    options: {</w:t>
+              <w:br/>
+              <w:t xml:space="preserve">        responsive: true,</w:t>
+              <w:br/>
+              <w:t xml:space="preserve">        scales: {</w:t>
+              <w:br/>
+              <w:t xml:space="preserve">            x: { stacked: true },</w:t>
+              <w:br/>
+              <w:t xml:space="preserve">            y: { stacked: true, beginAtZero: true }</w:t>
+              <w:br/>
+              <w:t xml:space="preserve">        }</w:t>
+              <w:br/>
+              <w:t xml:space="preserve">    }</w:t>
+              <w:br/>
+              <w:t>});</w:t>
+              <w:br/>
+              <w:t>&lt;/script&gt;</w:t>
+            </w:r>
+          </w:p>
+        </w:tc>
+      </w:tr>
+    </w:tbl>
+    <w:p>
+      <w:pPr>
+        <w:pStyle w:val="Heading1"/>
+        <w:spacing w:before="280" w:after="120"/>
+      </w:pPr>
+      <w:r>
+        <w:rPr>
+          <w:rFonts w:ascii="Arial" w:hAnsi="Arial"/>
+          <w:b/>
+          <w:color w:val="D97706"/>
+          <w:sz w:val="36"/>
+        </w:rPr>
+        <w:t>CHƯƠNG 3: GIẢI THÍCH CHI TIẾT MÃ NGUỒN CONTROLLER (HomeServlet.java)</w:t>
+      </w:r>
+    </w:p>
+    <w:p>
+      <w:r>
+        <w:t>Đường dẫn: src/main/java/com/webbanhmi/servlet/HomeServlet.java</w:t>
+      </w:r>
+    </w:p>
+    <w:p>
+      <w:pPr>
+        <w:spacing w:before="160" w:after="40"/>
+      </w:pPr>
+      <w:r>
+        <w:rPr>
+          <w:rFonts w:ascii="Arial" w:hAnsi="Arial"/>
+          <w:b/>
+          <w:color w:val="D97706"/>
+          <w:sz w:val="22"/>
+        </w:rPr>
+        <w:t>💻 HomeServlet.java - Thuật toán tính toán 7 ngày gần nhất (Line 42-95)</w:t>
+      </w:r>
+    </w:p>
+    <w:tbl>
+      <w:tblPr>
+        <w:tblW w:type="auto" w:w="0"/>
+        <w:jc w:val="center"/>
+        <w:tblLook w:firstColumn="1" w:firstRow="1" w:lastColumn="0" w:lastRow="0" w:noHBand="0" w:noVBand="1" w:val="04A0"/>
+      </w:tblPr>
+      <w:tblGrid>
+        <w:gridCol w:w="9648"/>
+      </w:tblGrid>
+      <w:tr>
+        <w:tc>
+          <w:tcPr>
+            <w:tcW w:type="dxa" w:w="9648"/>
+            <w:shd w:fill="F8FAFC"/>
+            <w:tcMar>
+              <w:top w:w="120" w:type="dxa"/>
+              <w:bottom w:w="120" w:type="dxa"/>
+              <w:left w:w="180" w:type="dxa"/>
+              <w:right w:w="180" w:type="dxa"/>
+            </w:tcMar>
+            <w:tcBorders>
+              <w:top w:val="single" w:sz="4" w:space="0" w:color="CBD5E1"/>
+              <w:left w:val="single" w:sz="12" w:space="0" w:color="D97706"/>
               <w:bottom w:val="single" w:sz="4" w:space="0" w:color="CBD5E1"/>
               <w:right w:val="single" w:sz="4" w:space="0" w:color="CBD5E1"/>
             </w:tcBorders>
@@ -530,9 +253,12 @@
               <w:t>}</w:t>
               <w:br/>
               <w:br/>
-              <w:t>// 2. Gom nhóm doanh thu theo từng Nhân Viên và từng Ngày:</w:t>
+              <w:t>// 2. Lấy danh sách nhân viên Active và tạo Datasets JSON</w:t>
               <w:br/>
               <w:t>List&lt;NhanVien&gt; listNhanVien = nhanVienDAO.findAllActive();</w:t>
+              <w:br/>
+              <w:t>String[] colors = {"#f59e0b", "#10b981", "#3b82f6", "#8b5cf6", "#ec4899", "#06b6d4"};</w:t>
+              <w:br/>
               <w:br/>
               <w:t>StringBuilder datasetsJson = new StringBuilder("[");</w:t>
               <w:br/>
@@ -542,19 +268,49 @@
               <w:br/>
               <w:t xml:space="preserve">    datasetsJson.append("{"label":"").append(nv.getHoTen()).append("",");</w:t>
               <w:br/>
+              <w:t xml:space="preserve">    datasetsJson.append(""backgroundColor":"").append(colors[s % colors.length]).append("",");</w:t>
+              <w:br/>
               <w:t xml:space="preserve">    datasetsJson.append(""data":[");</w:t>
+              <w:br/>
               <w:br/>
               <w:t xml:space="preserve">    for (int d = 0; d &lt; days.size(); d++) {</w:t>
               <w:br/>
-              <w:t xml:space="preserve">        int staffDayTotal = calculateRevenue(dsHoaDon, nv.getId(), days.get(d));</w:t>
+              <w:t xml:space="preserve">        String dateStr = sdf.format(days.get(d).getTime());</w:t>
+              <w:br/>
+              <w:t xml:space="preserve">        int staffDayTotal = 0;</w:t>
+              <w:br/>
+              <w:t xml:space="preserve">        for (DonHang dh : dsHoaDon) {</w:t>
+              <w:br/>
+              <w:t xml:space="preserve">            if (dh.getNgayTao() != null &amp;&amp; dh.getIdNhanVien() != null &amp;&amp; dh.getIdNhanVien().equals(nv.getId())) {</w:t>
+              <w:br/>
+              <w:t xml:space="preserve">                if (sdf.format(dh.getNgayTao()).equals(dateStr)) {</w:t>
+              <w:br/>
+              <w:t xml:space="preserve">                    staffDayTotal += (dh.getTongTien() != null ? dh.getTongTien() : 0);</w:t>
+              <w:br/>
+              <w:t xml:space="preserve">                }</w:t>
+              <w:br/>
+              <w:t xml:space="preserve">            }</w:t>
+              <w:br/>
+              <w:t xml:space="preserve">        }</w:t>
               <w:br/>
               <w:t xml:space="preserve">        datasetsJson.append(staffDayTotal);</w:t>
+              <w:br/>
+              <w:t xml:space="preserve">        if (d &lt; days.size() - 1) datasetsJson.append(",");</w:t>
               <w:br/>
               <w:t xml:space="preserve">    }</w:t>
               <w:br/>
               <w:t xml:space="preserve">    datasetsJson.append("]}");</w:t>
               <w:br/>
+              <w:t xml:space="preserve">    if (s &lt; listNhanVien.size() - 1) datasetsJson.append(",");</w:t>
+              <w:br/>
               <w:t>}</w:t>
+              <w:br/>
+              <w:t>datasetsJson.append("]");</w:t>
+              <w:br/>
+              <w:br/>
+              <w:t>request.setAttribute("chartLabels", labelsJson.toString());</w:t>
+              <w:br/>
+              <w:t>request.setAttribute("chartDatasets", datasetsJson.toString());</w:t>
             </w:r>
           </w:p>
         </w:tc>
